--- a/Nodejs - Interview prep.docx
+++ b/Nodejs - Interview prep.docx
@@ -103,7 +103,35 @@
           <w:sz w:val="28"/>
           <w:szCs w:val="28"/>
         </w:rPr>
-        <w:t>Node.js is an open-source, cross-platform JavaScript runtime environment that allows developers to run JavaScript code outside the browser, primarily on the server-side.</w:t>
+        <w:t xml:space="preserve">Node.js is an </w:t>
+      </w:r>
+      <w:r>
+        <w:rPr>
+          <w:rFonts w:ascii="Times New Roman" w:hAnsi="Times New Roman" w:cs="Times New Roman"/>
+          <w:b/>
+          <w:bCs/>
+          <w:sz w:val="28"/>
+          <w:szCs w:val="28"/>
+        </w:rPr>
+        <w:t>open-source, cross-platform JavaScript runtime environment</w:t>
+      </w:r>
+      <w:r>
+        <w:rPr>
+          <w:rFonts w:ascii="Times New Roman" w:hAnsi="Times New Roman" w:cs="Times New Roman"/>
+          <w:sz w:val="28"/>
+          <w:szCs w:val="28"/>
+        </w:rPr>
+        <w:t xml:space="preserve"> that allows developers to run JavaScript code outside the browser, primarily on </w:t>
+      </w:r>
+      <w:r>
+        <w:rPr>
+          <w:rFonts w:ascii="Times New Roman" w:hAnsi="Times New Roman" w:cs="Times New Roman"/>
+          <w:b/>
+          <w:bCs/>
+          <w:sz w:val="28"/>
+          <w:szCs w:val="28"/>
+        </w:rPr>
+        <w:t>the server-side.</w:t>
       </w:r>
     </w:p>
     <w:p>
@@ -9941,31 +9969,7 @@
           <w:sz w:val="28"/>
           <w:szCs w:val="28"/>
         </w:rPr>
-        <w:t xml:space="preserve">What </w:t>
-      </w:r>
-      <w:proofErr w:type="gramStart"/>
-      <w:r>
-        <w:rPr>
-          <w:rFonts w:ascii="Times New Roman" w:hAnsi="Times New Roman" w:cs="Times New Roman"/>
-          <w:b/>
-          <w:bCs/>
-          <w:color w:val="C00000"/>
-          <w:sz w:val="28"/>
-          <w:szCs w:val="28"/>
-        </w:rPr>
-        <w:t>are</w:t>
-      </w:r>
-      <w:proofErr w:type="gramEnd"/>
-      <w:r>
-        <w:rPr>
-          <w:rFonts w:ascii="Times New Roman" w:hAnsi="Times New Roman" w:cs="Times New Roman"/>
-          <w:b/>
-          <w:bCs/>
-          <w:color w:val="C00000"/>
-          <w:sz w:val="28"/>
-          <w:szCs w:val="28"/>
-        </w:rPr>
-        <w:t xml:space="preserve"> the Top 5 built in modules commonly used in node projects?</w:t>
+        <w:t>What are the Top 5 built in modules commonly used in node projects?</w:t>
       </w:r>
     </w:p>
     <w:p>
@@ -15979,7 +15983,25 @@
           <w:szCs w:val="28"/>
         </w:rPr>
         <w:br/>
-        <w:t>const fs = require('fs');</w:t>
+        <w:t>const fs = require('</w:t>
+      </w:r>
+      <w:proofErr w:type="spellStart"/>
+      <w:r>
+        <w:rPr>
+          <w:rFonts w:ascii="Times New Roman" w:hAnsi="Times New Roman" w:cs="Times New Roman"/>
+          <w:sz w:val="28"/>
+          <w:szCs w:val="28"/>
+        </w:rPr>
+        <w:t>fs'</w:t>
+      </w:r>
+      <w:proofErr w:type="spellEnd"/>
+      <w:r>
+        <w:rPr>
+          <w:rFonts w:ascii="Times New Roman" w:hAnsi="Times New Roman" w:cs="Times New Roman"/>
+          <w:sz w:val="28"/>
+          <w:szCs w:val="28"/>
+        </w:rPr>
+        <w:t>);</w:t>
       </w:r>
       <w:r>
         <w:rPr>
@@ -17291,7 +17313,31 @@
           <w:sz w:val="28"/>
           <w:szCs w:val="28"/>
         </w:rPr>
-        <w:t>, TypeORM)?</w:t>
+        <w:t xml:space="preserve">, </w:t>
+      </w:r>
+      <w:proofErr w:type="spellStart"/>
+      <w:r>
+        <w:rPr>
+          <w:rFonts w:ascii="Times New Roman" w:hAnsi="Times New Roman" w:cs="Times New Roman"/>
+          <w:b/>
+          <w:bCs/>
+          <w:color w:val="C00000"/>
+          <w:sz w:val="28"/>
+          <w:szCs w:val="28"/>
+        </w:rPr>
+        <w:t>TypeORM</w:t>
+      </w:r>
+      <w:proofErr w:type="spellEnd"/>
+      <w:r>
+        <w:rPr>
+          <w:rFonts w:ascii="Times New Roman" w:hAnsi="Times New Roman" w:cs="Times New Roman"/>
+          <w:b/>
+          <w:bCs/>
+          <w:color w:val="C00000"/>
+          <w:sz w:val="28"/>
+          <w:szCs w:val="28"/>
+        </w:rPr>
+        <w:t>)?</w:t>
       </w:r>
     </w:p>
     <w:p>
@@ -27447,16 +27493,16 @@
           <w:sz w:val="28"/>
           <w:szCs w:val="28"/>
         </w:rPr>
-        <w:t>os</w:t>
-      </w:r>
-      <w:proofErr w:type="spellEnd"/>
-      <w:r>
-        <w:rPr>
-          <w:rFonts w:ascii="Times New Roman" w:hAnsi="Times New Roman" w:cs="Times New Roman"/>
-          <w:sz w:val="28"/>
-          <w:szCs w:val="28"/>
-        </w:rPr>
-        <w:t>').</w:t>
+        <w:t>os'</w:t>
+      </w:r>
+      <w:proofErr w:type="spellEnd"/>
+      <w:r>
+        <w:rPr>
+          <w:rFonts w:ascii="Times New Roman" w:hAnsi="Times New Roman" w:cs="Times New Roman"/>
+          <w:sz w:val="28"/>
+          <w:szCs w:val="28"/>
+        </w:rPr>
+        <w:t>).</w:t>
       </w:r>
       <w:proofErr w:type="spellStart"/>
       <w:r>
@@ -60248,6 +60294,7 @@
   <w:style w:type="character" w:default="1" w:styleId="DefaultParagraphFont">
     <w:name w:val="Default Paragraph Font"/>
     <w:uiPriority w:val="1"/>
+    <w:semiHidden/>
     <w:unhideWhenUsed/>
   </w:style>
   <w:style w:type="table" w:default="1" w:styleId="TableNormal">
